--- a/docs/Installationsanleitung_Phase3_Younes_Iferd.docx
+++ b/docs/Installationsanleitung_Phase3_Younes_Iferd.docx
@@ -255,7 +255,13 @@
               <w:rPr>
                 <w:sz w:val="18"/>
               </w:rPr>
-              <w:t>Erstellt die Datenbank buchausleihe_db sowie alle 16 Tabellen, Schlüssel und Constraints.</w:t>
+              <w:t>Erstellt die Datenbank buchausleihe_db sowie alle 16 Tabellen, Schlüssel, Constraints und vier Trigger zur Absicherung zentraler Geschäftsregeln</w:t>
+            </w:r>
+            <w:r>
+              <w:rPr>
+                <w:sz w:val="18"/>
+              </w:rPr>
+              <w:t>.</w:t>
             </w:r>
           </w:p>
         </w:tc>
@@ -371,12 +377,17 @@
               <w:rPr>
                 <w:sz w:val="18"/>
               </w:rPr>
-              <w:t>Enthält die 16 SQL-Testfälle zur Prüfung von Beziehungen, Abfragen und Integritätsregeln.</w:t>
+              <w:t>Enthält insgesamt 20 SQL-Testfälle zur Prüfung von Beziehungen, Abfragen, Constraints und triggerbasierten Integritätsregeln.</w:t>
             </w:r>
           </w:p>
         </w:tc>
       </w:tr>
     </w:tbl>
+    <w:p>
+      <w:pPr>
+        <w:pStyle w:val="berschrift2"/>
+      </w:pPr>
+    </w:p>
     <w:p>
       <w:pPr>
         <w:pStyle w:val="berschrift2"/>
@@ -471,7 +482,14 @@
                 <w:color w:val="5B6573"/>
                 <w:sz w:val="18"/>
               </w:rPr>
-              <w:t>01_schema.sql öffnen und vollständig ausführen. Das Skript legt buchausleihe_db neu an und erstellt alle Tabellen.</w:t>
+              <w:t>01_schema.sql öffnen und vollständig ausführen. Das Skript legt buchausleihe_db neu an und erstellt alle Tabellen, Constraints sowie die vier BEFORE-Trigger</w:t>
+            </w:r>
+            <w:r>
+              <w:rPr>
+                <w:color w:val="5B6573"/>
+                <w:sz w:val="18"/>
+              </w:rPr>
+              <w:t>.</w:t>
             </w:r>
           </w:p>
         </w:tc>
@@ -622,6 +640,7 @@
                 <w:color w:val="FFFFFF"/>
                 <w:sz w:val="22"/>
               </w:rPr>
+              <w:lastRenderedPageBreak/>
               <w:t>03</w:t>
             </w:r>
           </w:p>
@@ -681,7 +700,6 @@
         <w:pStyle w:val="berschrift2"/>
       </w:pPr>
       <w:r>
-        <w:lastRenderedPageBreak/>
         <w:t>4. Installation überprüfen</w:t>
       </w:r>
     </w:p>
@@ -724,6 +742,14 @@
             </w:tcMar>
           </w:tcPr>
           <w:p>
+            <w:pPr>
+              <w:spacing w:after="0"/>
+              <w:rPr>
+                <w:rFonts w:ascii="Consolas" w:hAnsi="Consolas"/>
+                <w:color w:val="333333"/>
+                <w:sz w:val="18"/>
+              </w:rPr>
+            </w:pPr>
             <w:r>
               <w:rPr>
                 <w:rFonts w:ascii="Consolas" w:hAnsi="Consolas"/>
@@ -740,6 +766,24 @@
               </w:rPr>
               <w:br/>
               <w:t>SHOW TABLES;</w:t>
+            </w:r>
+          </w:p>
+          <w:p>
+            <w:pPr>
+              <w:spacing w:after="0"/>
+              <w:rPr>
+                <w:rFonts w:ascii="Consolas" w:hAnsi="Consolas"/>
+                <w:color w:val="333333"/>
+                <w:sz w:val="18"/>
+              </w:rPr>
+            </w:pPr>
+            <w:r>
+              <w:rPr>
+                <w:rFonts w:ascii="Consolas" w:hAnsi="Consolas"/>
+                <w:color w:val="333333"/>
+                <w:sz w:val="18"/>
+              </w:rPr>
+              <w:t>SHOW TRIGGERS;</w:t>
             </w:r>
             <w:r>
               <w:rPr>
@@ -791,7 +835,7 @@
         <w:t xml:space="preserve">Erwartung: </w:t>
       </w:r>
       <w:r>
-        <w:t>SHOW TABLES liefert 16 Tabellen. Die drei Beispielabfragen liefern jeweils 50 Datensätze.</w:t>
+        <w:t>SHOW TABLES liefert 16 Tabellen und SHOW TRIGGERS zeigt die vier implementierten BEFORE-Trigger. Die drei Beispielabfragen liefern jeweils 50 Datensätze.</w:t>
       </w:r>
     </w:p>
     <w:p>
@@ -804,16 +848,10 @@
     </w:p>
     <w:p>
       <w:pPr>
-        <w:spacing w:after="140"/>
+        <w:spacing w:after="100"/>
       </w:pPr>
       <w:r>
-        <w:rPr>
-          <w:b/>
-        </w:rPr>
-        <w:t xml:space="preserve">Die Testfälle 14 und 15 erzeugen bewusst Fehlermeldungen. </w:t>
-      </w:r>
-      <w:r>
-        <w:t>Dies ist kein Installationsfehler, sondern das erwartete Ergebnis: Ein CHECK-Constraint verhindert eine Bewertung außerhalb des Bereichs 1–5 und ein UNIQUE-Constraint verhindert eine zweite Ausleihe für dieselbe Anfrage. Integritätstests mit 0 Ergebniszeilen zeigen ebenfalls einen erfolgreichen Test, wenn gezielt nach fehlerhaften Datensätzen gesucht wird.</w:t>
+        <w:t>Die Testfälle 14, 15 sowie 17 bis 20 erzeugen bewusst Fehlermeldungen. Dies ist kein Installationsfehler, sondern jeweils das erwartete Ergebnis. Testfall 14 überprüft einen CHECK-Constraint und Testfall 15 einen UNIQUE-Constraint. Die Testfälle 17 bis 20 prüfen die vier Trigger durch bewusst ungültige INSERT- und UPDATE-Operationen. Die dabei erzeugten Fehlermeldungen bestätigen, dass die definierten Geschäftsregeln auf Datenbankebene wirksam abgesichert sind. Integritätstests mit 0 Ergebniszeilen zeigen ebenfalls einen erfolgreichen Test, wenn gezielt nach fehlerhaften Datensätzen gesucht wird.</w:t>
       </w:r>
     </w:p>
     <w:tbl>
@@ -1784,7 +1822,6 @@
   <w:style w:type="character" w:default="1" w:styleId="Absatz-Standardschriftart">
     <w:name w:val="Default Paragraph Font"/>
     <w:uiPriority w:val="1"/>
-    <w:semiHidden/>
     <w:unhideWhenUsed/>
   </w:style>
   <w:style w:type="table" w:default="1" w:styleId="NormaleTabelle">
